--- a/6. Project Documentation/Final Project Report.docx
+++ b/6. Project Documentation/Final Project Report.docx
@@ -256,7 +256,7 @@
                 <w:sz w:val="19"/>
                 <w:szCs w:val="19"/>
               </w:rPr>
-              <w:t>SWTID-2026-8273</w:t>
+              <w:t>SWUID2026286057</w:t>
             </w:r>
           </w:p>
         </w:tc>
@@ -358,10 +358,7 @@
         <w:jc w:val="both"/>
       </w:pPr>
       <w:r>
-        <w:t xml:space="preserve">Incident Management is one of the most used processes in ServiceNow. The quality of an incident depends on the details entered in the Incident form, but users often skip important fields, enter very short descriptions or forget to add </w:t>
-      </w:r>
-      <w:r>
-        <w:t xml:space="preserve">reasons when they put a ticket on hold. This project, </w:t>
+        <w:t xml:space="preserve">Incident Management is one of the most used processes in ServiceNow. The quality of an incident depends on the details entered in the Incident form, but users often skip important fields, enter very short descriptions or forget to add reasons when they put a ticket on hold. This project, </w:t>
       </w:r>
       <w:r>
         <w:rPr>
@@ -371,13 +368,7 @@
         <w:t>Implement Client Script &amp; UI Policy (Incident)</w:t>
       </w:r>
       <w:r>
-        <w:t>, uses the client-side features of ServiceNow to guide users while they fill the form. UI Policies control whether fields are mandatory, visible or read-onl</w:t>
-      </w:r>
-      <w:r>
-        <w:t>y depending on the State and Priority of the incident, and Client Scripts (onLoad, onChange and onSubmit) display helpful messages and stop the submission of incomplete data. All of this runs in the browser, so users get instant feedback without waiting fo</w:t>
-      </w:r>
-      <w:r>
-        <w:t>r the server.</w:t>
+        <w:t>, uses the client-side features of ServiceNow to guide users while they fill the form. UI Policies control whether fields are mandatory, visible or read-only depending on the State and Priority of the incident, and Client Scripts (onLoad, onChange and onSubmit) display helpful messages and stop the submission of incomplete data. All of this runs in the browser, so users get instant feedback without waiting for the server.</w:t>
       </w:r>
     </w:p>
     <w:p>
@@ -409,10 +400,7 @@
         <w:spacing w:after="50" w:line="264" w:lineRule="auto"/>
       </w:pPr>
       <w:r>
-        <w:t>Make the Incident form dynamic, so that fields change according to th</w:t>
-      </w:r>
-      <w:r>
-        <w:t>e State, Priority and Category selected.</w:t>
+        <w:t>Make the Incident form dynamic, so that fields change according to the State, Priority and Category selected.</w:t>
       </w:r>
     </w:p>
     <w:p>
@@ -451,10 +439,7 @@
         <w:spacing w:after="50" w:line="264" w:lineRule="auto"/>
       </w:pPr>
       <w:r>
-        <w:t>Block the submission of Prio</w:t>
-      </w:r>
-      <w:r>
-        <w:t>rity 1 incidents that do not have a proper description.</w:t>
+        <w:t>Block the submission of Priority 1 incidents that do not have a proper description.</w:t>
       </w:r>
     </w:p>
     <w:p>
@@ -496,10 +481,7 @@
         <w:jc w:val="both"/>
       </w:pPr>
       <w:r>
-        <w:t>Incident tickets are frequently saved with m</w:t>
-      </w:r>
-      <w:r>
-        <w:t>issing or poor-quality information. Resolvers then have to contact the caller again, which delays the resolution and affects the service levels. The problem is described from the point of view of the two main users below.</w:t>
+        <w:t>Incident tickets are frequently saved with missing or poor-quality information. Resolvers then have to contact the caller again, which delays the resolution and affects the service levels. The problem is described from the point of view of the two main users below.</w:t>
       </w:r>
     </w:p>
     <w:tbl>
@@ -1033,14 +1015,7 @@
                 <w:sz w:val="19"/>
                 <w:szCs w:val="19"/>
               </w:rPr>
-              <w:t>fields are optional and there is no ch</w:t>
-            </w:r>
-            <w:r>
-              <w:rPr>
-                <w:sz w:val="19"/>
-                <w:szCs w:val="19"/>
-              </w:rPr>
-              <w:t>eck at the time of saving</w:t>
+              <w:t>fields are optional and there is no check at the time of saving</w:t>
             </w:r>
           </w:p>
         </w:tc>
@@ -1326,14 +1301,7 @@
                 <w:sz w:val="19"/>
                 <w:szCs w:val="19"/>
               </w:rPr>
-              <w:t>• "A clear form would save me</w:t>
-            </w:r>
-            <w:r>
-              <w:rPr>
-                <w:sz w:val="19"/>
-                <w:szCs w:val="19"/>
-              </w:rPr>
-              <w:t xml:space="preserve"> time."</w:t>
+              <w:t xml:space="preserve">• "A clear form would save me time."</w:t>
             </w:r>
           </w:p>
           <w:p>
@@ -1676,10 +1644,7 @@
         <w:jc w:val="both"/>
       </w:pPr>
       <w:r>
-        <w:t>The team brainstormed ways to improve the Incident form using only client-side features. Each team member lis</w:t>
-      </w:r>
-      <w:r>
-        <w:t>ted ideas, and the ideas were then grouped and prioritised by impact and effort.</w:t>
+        <w:t>The team brainstormed ways to improve the Incident form using only client-side features. Each team member listed ideas, and the ideas were then grouped and prioritised by impact and effort.</w:t>
       </w:r>
     </w:p>
     <w:tbl>
@@ -7260,10 +7225,7 @@
         <w:jc w:val="both"/>
       </w:pPr>
       <w:r>
-        <w:t>The proposed solution configures four UI Policies and four Client Scripts on the Incident table. UI Policies handle the field behaviour that depends on conditions, and Client Scripts handle messages and validation that need logic. The solution is simple an</w:t>
-      </w:r>
-      <w:r>
-        <w:t>d needs no server-side code or extra plugins, so it is easy to maintain and can be moved to other instances with an Update Set. The flow of the solution is shown below.</w:t>
+        <w:t>The proposed solution configures four UI Policies and four Client Scripts on the Incident table. UI Policies handle the field behaviour that depends on conditions, and Client Scripts handle messages and validation that need logic. The solution is simple and needs no server-side code or extra plugins, so it is easy to maintain and can be moved to other instances with an Update Set. The flow of the solution is shown below.</w:t>
       </w:r>
     </w:p>
     <w:p>
@@ -8914,10 +8876,7 @@
         <w:jc w:val="both"/>
       </w:pPr>
       <w:r>
-        <w:t xml:space="preserve">The solution follows the standard ServiceNow layered architecture. The user works in the browser on the Incident form. The UI Policies and Client Scripts form the client-side </w:t>
-      </w:r>
-      <w:r>
-        <w:t>logic layer, and the validated record is then saved by the server layer in the incident table.</w:t>
+        <w:t xml:space="preserve">The solution follows the standard ServiceNow layered architecture. The user works in the browser on the Incident form. The UI Policies and Client Scripts form the client-side logic layer, and the validated record is then saved by the server layer in the incident table.</w:t>
       </w:r>
     </w:p>
     <w:p>
@@ -9640,14 +9599,7 @@
                 <w:sz w:val="19"/>
                 <w:szCs w:val="19"/>
               </w:rPr>
-              <w:t xml:space="preserve">Development of the </w:t>
-            </w:r>
-            <w:r>
-              <w:rPr>
-                <w:sz w:val="19"/>
-                <w:szCs w:val="19"/>
-              </w:rPr>
-              <w:t>four Client Scripts</w:t>
+              <w:t xml:space="preserve">Development of the four Client Scripts</w:t>
             </w:r>
           </w:p>
         </w:tc>
@@ -10010,14 +9962,7 @@
           <w:b/>
           <w:bCs/>
         </w:rPr>
-        <w:t>Functional Test C</w:t>
-      </w:r>
-      <w:r>
-        <w:rPr>
-          <w:b/>
-          <w:bCs/>
-        </w:rPr>
-        <w:t>ases</w:t>
+        <w:t>Functional Test Cases</w:t>
       </w:r>
     </w:p>
     <w:tbl>
@@ -12954,14 +12899,7 @@
                 <w:sz w:val="20"/>
                 <w:szCs w:val="20"/>
               </w:rPr>
-              <w:t>Simple to bui</w:t>
-            </w:r>
-            <w:r>
-              <w:rPr>
-                <w:sz w:val="20"/>
-                <w:szCs w:val="20"/>
-              </w:rPr>
-              <w:t>ld with low-code configuration.</w:t>
+              <w:t>Simple to build with low-code configuration.</w:t>
             </w:r>
           </w:p>
           <w:p>
@@ -13131,14 +13069,7 @@
                 <w:sz w:val="20"/>
                 <w:szCs w:val="20"/>
               </w:rPr>
-              <w:t>Does not replace ACLs and Bu</w:t>
-            </w:r>
-            <w:r>
-              <w:rPr>
-                <w:sz w:val="20"/>
-                <w:szCs w:val="20"/>
-              </w:rPr>
-              <w:t>siness Rules.</w:t>
+              <w:t>Does not replace ACLs and Business Rules.</w:t>
             </w:r>
           </w:p>
         </w:tc>
@@ -13159,13 +13090,7 @@
         <w:jc w:val="both"/>
       </w:pPr>
       <w:r>
-        <w:t>The project successfully implemented four UI Policies and four Client Scripts on the Incident form of ServiceNow. The form now behaves dynamically: it asks for a hold reason when a ticket is put on hold, asks for resolution det</w:t>
-      </w:r>
-      <w:r>
-        <w:t>ails when a ticket is resolved, protects closed records and stops Priority 1 incidents from being saved with a poor description. Users also receive clear messages while they work. The project helped the team understand the difference between UI Policies an</w:t>
-      </w:r>
-      <w:r>
-        <w:t>d Client Scripts, the use of the g_form API, and the importance of tracking changes in Update Sets. The work shows that simple client-side configuration can improve data quality with very little effort.</w:t>
+        <w:t>The project successfully implemented four UI Policies and four Client Scripts on the Incident form of ServiceNow. The form now behaves dynamically: it asks for a hold reason when a ticket is put on hold, asks for resolution details when a ticket is resolved, protects closed records and stops Priority 1 incidents from being saved with a poor description. Users also receive clear messages while they work. The project helped the team understand the difference between UI Policies and Client Scripts, the use of the g_form API, and the importance of tracking changes in Update Sets. The work shows that simple client-side configuration can improve data quality with very little effort.</w:t>
       </w:r>
     </w:p>
     <w:p>
@@ -13187,10 +13112,7 @@
         <w:spacing w:after="50" w:line="264" w:lineRule="auto"/>
       </w:pPr>
       <w:r>
-        <w:t>Add server-side Data Policies and Bu</w:t>
-      </w:r>
-      <w:r>
-        <w:t>siness Rules so that the same checks apply to API, import set and background updates.</w:t>
+        <w:t>Add server-side Data Policies and Business Rules so that the same checks apply to API, import set and background updates.</w:t>
       </w:r>
     </w:p>
     <w:p>
@@ -13216,10 +13138,7 @@
         <w:spacing w:after="50" w:line="264" w:lineRule="auto"/>
       </w:pPr>
       <w:r>
-        <w:t>Use Script Includes with GlideAjax for dynamic validation and auto-filling values from other tab</w:t>
-      </w:r>
-      <w:r>
-        <w:t>les.</w:t>
+        <w:t>Use Script Includes with GlideAjax for dynamic validation and auto-filling values from other tables.</w:t>
       </w:r>
     </w:p>
     <w:p>
@@ -13361,15 +13280,7 @@
                 <w:sz w:val="17"/>
                 <w:szCs w:val="17"/>
               </w:rPr>
-              <w:t>        g_form.</w:t>
-            </w:r>
-            <w:r>
-              <w:rPr>
-                <w:rFonts w:ascii="Courier New" w:eastAsia="Courier New" w:hAnsi="Courier New" w:cs="Courier New"/>
-                <w:sz w:val="17"/>
-                <w:szCs w:val="17"/>
-              </w:rPr>
-              <w:t>addInfoMessage(</w:t>
+              <w:t>        g_form.addInfoMessage(</w:t>
             </w:r>
           </w:p>
           <w:p>
@@ -13514,15 +13425,7 @@
                 <w:sz w:val="17"/>
                 <w:szCs w:val="17"/>
               </w:rPr>
-              <w:t xml:space="preserve">        g_form.showFieldMsg('subcategory', 'Select the type </w:t>
-            </w:r>
-            <w:r>
-              <w:rPr>
-                <w:rFonts w:ascii="Courier New" w:eastAsia="Courier New" w:hAnsi="Courier New" w:cs="Courier New"/>
-                <w:sz w:val="17"/>
-                <w:szCs w:val="17"/>
-              </w:rPr>
-              <w:t>of hardware issue.', 'info');</w:t>
+              <w:t xml:space="preserve">        g_form.showFieldMsg('subcategory', 'Select the type of hardware issue.', 'info');</w:t>
             </w:r>
           </w:p>
           <w:p>
@@ -13802,15 +13705,7 @@
                 <w:sz w:val="17"/>
                 <w:szCs w:val="17"/>
               </w:rPr>
-              <w:t>    if (priority == '1' &amp;&amp; description.trim().length</w:t>
-            </w:r>
-            <w:r>
-              <w:rPr>
-                <w:rFonts w:ascii="Courier New" w:eastAsia="Courier New" w:hAnsi="Courier New" w:cs="Courier New"/>
-                <w:sz w:val="17"/>
-                <w:szCs w:val="17"/>
-              </w:rPr>
-              <w:t xml:space="preserve"> &lt; 20) {</w:t>
+              <w:t xml:space="preserve">    if (priority == '1' &amp;&amp; description.trim().length &lt; 20) {</w:t>
             </w:r>
           </w:p>
           <w:p>
@@ -14123,7 +14018,7 @@
         <w:sz w:val="18"/>
         <w:szCs w:val="18"/>
       </w:rPr>
-      <w:t xml:space="preserve">SWTID-2026-8273  |  Implement Client Script &amp; UI Policy (Incident)  |  Page </w:t>
+      <w:t xml:space="preserve">SWUID2026286057  |  Implement Client Script &amp; UI Policy (Incident)  |  Page </w:t>
     </w:r>
     <w:r>
       <w:rPr>
